--- a/HADOOP KURULUM.docx
+++ b/HADOOP KURULUM.docx
@@ -113,29 +113,29 @@
               <w:rPr>
                 <w:rtl w:val="0"/>
               </w:rPr>
-              <w:t xml:space="preserve">34.30.111.172 masternode01 : namenode</w:t>
-            </w:r>
-          </w:p>
-          <w:p>
-            <w:pPr>
-              <w:rPr/>
-            </w:pPr>
-            <w:r>
-              <w:rPr>
-                <w:rtl w:val="0"/>
-              </w:rPr>
-              <w:t xml:space="preserve">104.197.161.170 slavenode01 : datanode</w:t>
-            </w:r>
-          </w:p>
-          <w:p>
-            <w:pPr>
-              <w:rPr/>
-            </w:pPr>
-            <w:r>
-              <w:rPr>
-                <w:rtl w:val="0"/>
-              </w:rPr>
-              <w:t xml:space="preserve">35.188.42.123 slavenode02 : datanode</w:t>
+              <w:t xml:space="preserve">34.30.111.172 spark-master : namenode</w:t>
+            </w:r>
+          </w:p>
+          <w:p>
+            <w:pPr>
+              <w:rPr/>
+            </w:pPr>
+            <w:r>
+              <w:rPr>
+                <w:rtl w:val="0"/>
+              </w:rPr>
+              <w:t xml:space="preserve">104.197.161.170 spark-worker-0 : datanode</w:t>
+            </w:r>
+          </w:p>
+          <w:p>
+            <w:pPr>
+              <w:rPr/>
+            </w:pPr>
+            <w:r>
+              <w:rPr>
+                <w:rtl w:val="0"/>
+              </w:rPr>
+              <w:t xml:space="preserve">35.188.42.123 spark-worker-1 : datanode</w:t>
             </w:r>
           </w:p>
         </w:tc>
@@ -229,7 +229,7 @@
               <w:rPr>
                 <w:rtl w:val="0"/>
               </w:rPr>
-              <w:t xml:space="preserve">[yyukselveysel44@masternode01 ~]$ sudo systemctl stop firewalld</w:t>
+              <w:t xml:space="preserve">[yyukselveysel44@spark-master ~]$ sudo systemctl stop firewalld</w:t>
             </w:r>
           </w:p>
           <w:p>
@@ -241,7 +241,7 @@
               <w:rPr>
                 <w:rtl w:val="0"/>
               </w:rPr>
-              <w:t xml:space="preserve">[yyukselveysel44@masternode01 ~]$ sudo systemctl disable firewalld</w:t>
+              <w:t xml:space="preserve">[yyukselveysel44@spark-master ~]$ sudo systemctl disable firewalld</w:t>
             </w:r>
           </w:p>
           <w:p>
@@ -277,7 +277,7 @@
               <w:rPr>
                 <w:rtl w:val="0"/>
               </w:rPr>
-              <w:t xml:space="preserve">[yyukselveysel44@masternode01 ~]$ getenforce </w:t>
+              <w:t xml:space="preserve">[yyukselveysel44@spark-master ~]$ getenforce </w:t>
             </w:r>
           </w:p>
           <w:p>
@@ -301,7 +301,7 @@
               <w:rPr>
                 <w:rtl w:val="0"/>
               </w:rPr>
-              <w:t xml:space="preserve">[yyukselveysel44@masternode01 ~]$ sudo setenforce 0</w:t>
+              <w:t xml:space="preserve">[yyukselveysel44@spark-master ~]$ sudo setenforce 0</w:t>
             </w:r>
           </w:p>
           <w:p>
@@ -313,7 +313,7 @@
               <w:rPr>
                 <w:rtl w:val="0"/>
               </w:rPr>
-              <w:t xml:space="preserve">[yyukselveysel44@masternode01 ~]$ getenforce </w:t>
+              <w:t xml:space="preserve">[yyukselveysel44@spark-master ~]$ getenforce </w:t>
             </w:r>
           </w:p>
           <w:p>
@@ -413,6 +413,54 @@
           </w:tcPr>
           <w:p>
             <w:pPr>
+              <w:spacing w:line="240" w:lineRule="auto"/>
+              <w:rPr/>
+            </w:pPr>
+            <w:r>
+              <w:rPr>
+                <w:rtl w:val="0"/>
+              </w:rPr>
+              <w:t xml:space="preserve">[yyukselveysel44@spark-master ~]$ sudo yum install java-1.8.0-openjdk</w:t>
+            </w:r>
+          </w:p>
+          <w:p>
+            <w:pPr>
+              <w:spacing w:line="240" w:lineRule="auto"/>
+              <w:rPr/>
+            </w:pPr>
+            <w:r>
+              <w:rPr>
+                <w:rtl w:val="0"/>
+              </w:rPr>
+              <w:t xml:space="preserve">[yyukselveysel44@spark-master ~]$ echo "export JAVA_HOME=/usr/lib/jvm/java-1.8.0-openjdk-1.8.0.462.b08-2.el8.x86_64</w:t>
+            </w:r>
+          </w:p>
+          <w:p>
+            <w:pPr>
+              <w:spacing w:line="240" w:lineRule="auto"/>
+              <w:rPr/>
+            </w:pPr>
+            <w:r>
+              <w:rPr>
+                <w:rtl w:val="0"/>
+              </w:rPr>
+              <w:t xml:space="preserve">" &gt;&gt; ~/.bashrc</w:t>
+            </w:r>
+          </w:p>
+          <w:p>
+            <w:pPr>
+              <w:spacing w:line="240" w:lineRule="auto"/>
+              <w:rPr/>
+            </w:pPr>
+            <w:r>
+              <w:rPr>
+                <w:rtl w:val="0"/>
+              </w:rPr>
+              <w:t xml:space="preserve">[yyukselveysel44@spark-master ~]$ sudo yum install java-1.8.0-openjdk-devel.x86_64</w:t>
+            </w:r>
+          </w:p>
+          <w:p>
+            <w:pPr>
               <w:ind w:left="0" w:firstLine="0"/>
               <w:rPr/>
             </w:pPr>
@@ -420,31 +468,6 @@
               <w:rPr>
                 <w:rtl w:val="0"/>
               </w:rPr>
-              <w:t xml:space="preserve">[yyukselveysel44@masternode01 ~]$ sudo yum install java-1.8.0-openjdk</w:t>
-            </w:r>
-          </w:p>
-          <w:p>
-            <w:pPr>
-              <w:ind w:left="0" w:firstLine="0"/>
-              <w:rPr/>
-            </w:pPr>
-            <w:r>
-              <w:rPr>
-                <w:rtl w:val="0"/>
-              </w:rPr>
-              <w:t xml:space="preserve">[yyukselveysel44@masternode01 ~]$ echo "export JAVA_HOME=/usr/lib/jvm/java-1.8.0-openjdk-1.8.0.422.b05-2.el8.x86_64" &gt;&gt; ~/.bashrc</w:t>
-            </w:r>
-          </w:p>
-          <w:p>
-            <w:pPr>
-              <w:ind w:left="0" w:firstLine="0"/>
-              <w:rPr/>
-            </w:pPr>
-            <w:r>
-              <w:rPr>
-                <w:rtl w:val="0"/>
-              </w:rPr>
-              <w:t xml:space="preserve">[yyukselveysel44@masternode01 ~]$ sudo yum install java-&lt;version&gt;-openjdk-devel.x86_64</w:t>
             </w:r>
           </w:p>
         </w:tc>
@@ -539,7 +562,7 @@
               <w:rPr>
                 <w:rtl w:val="0"/>
               </w:rPr>
-              <w:t xml:space="preserve">[yyukselveysel44@masternode01 ~]$ sudo adduser hadoop</w:t>
+              <w:t xml:space="preserve">[yyukselveysel44@spark-master ~]$ sudo adduser hadoop</w:t>
             </w:r>
           </w:p>
           <w:p>
@@ -551,7 +574,7 @@
               <w:rPr>
                 <w:rtl w:val="0"/>
               </w:rPr>
-              <w:t xml:space="preserve">[yyukselveysel44@masternode01 ~]$ sudo passwd hadoop</w:t>
+              <w:t xml:space="preserve">[yyukselveysel44@spark-master ~]$ sudo passwd hadoop</w:t>
             </w:r>
           </w:p>
           <w:p>
@@ -678,7 +701,7 @@
           <w:b w:val="1"/>
           <w:rtl w:val="0"/>
         </w:rPr>
-        <w:t xml:space="preserve">Hadoop kullanıcısı oluşturulduktan sonra, hadoop kullanıcısına geçilir ve master node’un slave node’lara bağlanması için passwordless ssh konfigürasyonu yapılır. Bu adım sadece masternode01 sunucusunda yapılır. Şu ayarın Yes olması gerekir. Sshd_conf dosyasında gerekli değişiklik yapılmalıdır.</w:t>
+        <w:t xml:space="preserve">Hadoop kullanıcısı oluşturulduktan sonra, hadoop kullanıcısına geçilir ve master node’un slave node’lara bağlanması için passwordless ssh konfigürasyonu yapılır. Bu adım sadece spark-master sunucusunda yapılır. Şu ayarın Yes olması gerekir. Sshd_conf dosyasında gerekli değişiklik yapılmalıdır.</w:t>
         <w:br w:type="textWrapping"/>
         <w:t xml:space="preserve">PubkeyAuthentication yes</w:t>
       </w:r>
@@ -821,7 +844,7 @@
               <w:rPr>
                 <w:rtl w:val="0"/>
               </w:rPr>
-              <w:t xml:space="preserve">[hadoop@masternode01 ~]$ssh-keygen -t rsa -b 2048</w:t>
+              <w:t xml:space="preserve">[hadoop@spark-master ~]$ssh-keygen -t rsa -b 2048</w:t>
             </w:r>
           </w:p>
           <w:p>
@@ -833,7 +856,7 @@
               <w:rPr>
                 <w:rtl w:val="0"/>
               </w:rPr>
-              <w:t xml:space="preserve">[hadoop@masternode01 ~]$ssh-copy-id -i ~/.ssh/id_rsa.pub hadoop@slavenode01</w:t>
+              <w:t xml:space="preserve">[hadoop@spark-master ~]$ssh-copy-id -i ~/.ssh/id_rsa.pub hadoop@spark-worker-0</w:t>
             </w:r>
           </w:p>
           <w:p>
@@ -845,7 +868,7 @@
               <w:rPr>
                 <w:rtl w:val="0"/>
               </w:rPr>
-              <w:t xml:space="preserve">[hadoop@masternode01 ~]$ssh-copy-id -i ~/.ssh/id_rsa.pub hadoop@slavenode02</w:t>
+              <w:t xml:space="preserve">[hadoop@spark-master ~]$ssh-copy-id -i ~/.ssh/id_rsa.pub hadoop@spark-worker-1</w:t>
             </w:r>
           </w:p>
           <w:p>
@@ -857,7 +880,7 @@
               <w:rPr>
                 <w:rtl w:val="0"/>
               </w:rPr>
-              <w:t xml:space="preserve">[hadoop@masternode01 ~]$ssh-copy-id -i ~/.ssh/id_rsa.pub hadoop@masternode01</w:t>
+              <w:t xml:space="preserve">[hadoop@spark-master ~]$ssh-copy-id -i ~/.ssh/id_rsa.pub hadoop@spark-master</w:t>
             </w:r>
           </w:p>
         </w:tc>
@@ -888,7 +911,7 @@
           <w:b w:val="1"/>
           <w:rtl w:val="0"/>
         </w:rPr>
-        <w:t xml:space="preserve">Hadoop 3.4.0 kurulum dosyası masternode01’de /opt altına indirilir. </w:t>
+        <w:t xml:space="preserve">Hadoop 3.4.0 kurulum dosyası spark-master’de /opt altına indirilir. </w:t>
       </w:r>
     </w:p>
     <w:p>
@@ -947,16 +970,14 @@
           </w:tcPr>
           <w:p>
             <w:pPr>
-              <w:ind w:left="0" w:firstLine="0"/>
-              <w:rPr>
-                <w:b w:val="1"/>
-              </w:rPr>
-            </w:pPr>
-            <w:r>
-              <w:rPr>
-                <w:rtl w:val="0"/>
-              </w:rPr>
-              <w:t xml:space="preserve">[yyukselveysel44@masternode01 ~]$sudo wget </w:t>
+              <w:spacing w:line="240" w:lineRule="auto"/>
+              <w:rPr/>
+            </w:pPr>
+            <w:r>
+              <w:rPr>
+                <w:rtl w:val="0"/>
+              </w:rPr>
+              <w:t xml:space="preserve">[yyukselveysel44@spark-master ~]$sudo wget </w:t>
             </w:r>
             <w:hyperlink r:id="rId6">
               <w:r>
@@ -965,9 +986,20 @@
                   <w:u w:val="single"/>
                   <w:rtl w:val="0"/>
                 </w:rPr>
-                <w:t xml:space="preserve">https://archive.apache.org/dist/hadoop/common/hadoop-3.4.0/hadoop-3.4.0.tar.gz</w:t>
+                <w:t xml:space="preserve">https://dlcdn.apache.org/hadoop/common/hadoop-3.4.1/hadoop-3.4.1.tar.gz</w:t>
               </w:r>
             </w:hyperlink>
+            <w:r>
+              <w:rPr>
+                <w:rtl w:val="0"/>
+              </w:rPr>
+            </w:r>
+          </w:p>
+          <w:p>
+            <w:pPr>
+              <w:ind w:left="0" w:firstLine="0"/>
+              <w:rPr/>
+            </w:pPr>
             <w:r>
               <w:rPr>
                 <w:rtl w:val="0"/>
@@ -1072,18 +1104,18 @@
               <w:rPr>
                 <w:rtl w:val="0"/>
               </w:rPr>
-              <w:t xml:space="preserve">[yyukselveysel44@masternode01 /]$ sudo mkdir /cluster</w:t>
-            </w:r>
-          </w:p>
-          <w:p>
-            <w:pPr>
-              <w:rPr/>
-            </w:pPr>
-            <w:r>
-              <w:rPr>
-                <w:rtl w:val="0"/>
-              </w:rPr>
-              <w:t xml:space="preserve">[yyukselveysel44@masternode01 /]$ sudo chown -R hadoop:hadoop /cluster</w:t>
+              <w:t xml:space="preserve">[yyukselveysel44@spark-master /]$ sudo mkdir /cluster</w:t>
+            </w:r>
+          </w:p>
+          <w:p>
+            <w:pPr>
+              <w:rPr/>
+            </w:pPr>
+            <w:r>
+              <w:rPr>
+                <w:rtl w:val="0"/>
+              </w:rPr>
+              <w:t xml:space="preserve">[yyukselveysel44@spark-master /]$ sudo chown -R hadoop:hadoop /cluster</w:t>
             </w:r>
           </w:p>
         </w:tc>
@@ -1137,7 +1169,7 @@
           <w:b w:val="1"/>
           <w:rtl w:val="0"/>
         </w:rPr>
-        <w:t xml:space="preserve">Masternode01’de /opt altına indirilen hadoop-3.4.0 kurulum dosyası /cluster dizini altına mv edilir. Daha sonra tar komutu ile arşiv açılarak binary dosyalar sisteme yüklenmiş olur. Arşivden hadoop-3.4.0 adı ile çıkan klasör, hadoop olarak yeniden isimlendirilir.</w:t>
+        <w:t xml:space="preserve">spark-master’de /opt altına indirilen hadoop-3.4.1 kurulum dosyası /cluster dizini altına mv edilir. Daha sonra tar komutu ile arşiv açılarak binary dosyalar sisteme yüklenmiş olur. Arşivden hadoop-3.4.1 adı ile çıkan klasör, hadoop olarak yeniden isimlendirilir.</w:t>
       </w:r>
     </w:p>
     <w:p>
@@ -1200,117 +1232,117 @@
               <w:rPr>
                 <w:rtl w:val="0"/>
               </w:rPr>
-              <w:t xml:space="preserve">[yyukselveysel44@masternode01 /]$ sudo mv /opt/hadoop-3.4.0.tar.gz /cluster/.</w:t>
-            </w:r>
-          </w:p>
-          <w:p>
-            <w:pPr>
-              <w:rPr/>
-            </w:pPr>
-            <w:r>
-              <w:rPr>
-                <w:rtl w:val="0"/>
-              </w:rPr>
-              <w:t xml:space="preserve">[yyukselveysel44@masternode01 /]$ sudo chown -R hadoop:hadoop /cluster</w:t>
-            </w:r>
-          </w:p>
-          <w:p>
-            <w:pPr>
-              <w:rPr/>
-            </w:pPr>
-            <w:r>
-              <w:rPr>
-                <w:rtl w:val="0"/>
-              </w:rPr>
-              <w:t xml:space="preserve">[yyukselveysel44@masternode01 /]$ su - hadoop</w:t>
-            </w:r>
-          </w:p>
-          <w:p>
-            <w:pPr>
-              <w:rPr/>
-            </w:pPr>
-            <w:r>
-              <w:rPr>
-                <w:rtl w:val="0"/>
-              </w:rPr>
-              <w:t xml:space="preserve">[hadoop@masternode01 ~]$ cd /cluster/</w:t>
-            </w:r>
-          </w:p>
-          <w:p>
-            <w:pPr>
-              <w:rPr/>
-            </w:pPr>
-            <w:r>
-              <w:rPr>
-                <w:rtl w:val="0"/>
-              </w:rPr>
-              <w:t xml:space="preserve">[hadoop@masternode01 cluster]$ ls</w:t>
-            </w:r>
-          </w:p>
-          <w:p>
-            <w:pPr>
-              <w:rPr/>
-            </w:pPr>
-            <w:r>
-              <w:rPr>
-                <w:rtl w:val="0"/>
-              </w:rPr>
-              <w:t xml:space="preserve">hadoop-3.4.0.tar.gz</w:t>
-            </w:r>
-          </w:p>
-          <w:p>
-            <w:pPr>
-              <w:rPr/>
-            </w:pPr>
-            <w:r>
-              <w:rPr>
-                <w:rtl w:val="0"/>
-              </w:rPr>
-              <w:t xml:space="preserve">[hadoop@masternode01 cluster]$ tar -zxvf hadoop-3.4.0.tar.gz</w:t>
-            </w:r>
-          </w:p>
-          <w:p>
-            <w:pPr>
-              <w:rPr/>
-            </w:pPr>
-            <w:r>
-              <w:rPr>
-                <w:rtl w:val="0"/>
-              </w:rPr>
-              <w:t xml:space="preserve">hadoop@masternode01 cluster]$ mv hadoop-3.4.0 hadoop</w:t>
-            </w:r>
-          </w:p>
-          <w:p>
-            <w:pPr>
-              <w:rPr/>
-            </w:pPr>
-            <w:r>
-              <w:rPr>
-                <w:rtl w:val="0"/>
-              </w:rPr>
-              <w:t xml:space="preserve">[hadoop@masternode01 cluster]$ ls</w:t>
-            </w:r>
-          </w:p>
-          <w:p>
-            <w:pPr>
-              <w:rPr/>
-            </w:pPr>
-            <w:r>
-              <w:rPr>
-                <w:rtl w:val="0"/>
-              </w:rPr>
-              <w:t xml:space="preserve">hadoop  hadoop-3.4.0.tar.gz</w:t>
-            </w:r>
-          </w:p>
-          <w:p>
-            <w:pPr>
-              <w:rPr/>
-            </w:pPr>
-            <w:r>
-              <w:rPr>
-                <w:rtl w:val="0"/>
-              </w:rPr>
-              <w:t xml:space="preserve">[hadoop@masternode01 cluster]$ rm -rf hadoop-3.4.0.tar.gz</w:t>
+              <w:t xml:space="preserve">[yyukselveysel44@spark-master /]$ sudo mv /opt/hadoop-3.4.1.tar.gz /cluster/.</w:t>
+            </w:r>
+          </w:p>
+          <w:p>
+            <w:pPr>
+              <w:rPr/>
+            </w:pPr>
+            <w:r>
+              <w:rPr>
+                <w:rtl w:val="0"/>
+              </w:rPr>
+              <w:t xml:space="preserve">[yyukselveysel44@spark-master /]$ sudo chown -R hadoop:hadoop /cluster</w:t>
+            </w:r>
+          </w:p>
+          <w:p>
+            <w:pPr>
+              <w:rPr/>
+            </w:pPr>
+            <w:r>
+              <w:rPr>
+                <w:rtl w:val="0"/>
+              </w:rPr>
+              <w:t xml:space="preserve">[yyukselveysel44@spark-master /]$ su - hadoop</w:t>
+            </w:r>
+          </w:p>
+          <w:p>
+            <w:pPr>
+              <w:rPr/>
+            </w:pPr>
+            <w:r>
+              <w:rPr>
+                <w:rtl w:val="0"/>
+              </w:rPr>
+              <w:t xml:space="preserve">[hadoop@spark-master ~]$ cd /cluster/</w:t>
+            </w:r>
+          </w:p>
+          <w:p>
+            <w:pPr>
+              <w:rPr/>
+            </w:pPr>
+            <w:r>
+              <w:rPr>
+                <w:rtl w:val="0"/>
+              </w:rPr>
+              <w:t xml:space="preserve">[hadoop@spark-master cluster]$ ls</w:t>
+            </w:r>
+          </w:p>
+          <w:p>
+            <w:pPr>
+              <w:rPr/>
+            </w:pPr>
+            <w:r>
+              <w:rPr>
+                <w:rtl w:val="0"/>
+              </w:rPr>
+              <w:t xml:space="preserve">hadoop-3.4.1.tar.gz</w:t>
+            </w:r>
+          </w:p>
+          <w:p>
+            <w:pPr>
+              <w:rPr/>
+            </w:pPr>
+            <w:r>
+              <w:rPr>
+                <w:rtl w:val="0"/>
+              </w:rPr>
+              <w:t xml:space="preserve">[hadoop@spark-master cluster]$ tar -zxvf hadoop-3.4.1.tar.gz</w:t>
+            </w:r>
+          </w:p>
+          <w:p>
+            <w:pPr>
+              <w:rPr/>
+            </w:pPr>
+            <w:r>
+              <w:rPr>
+                <w:rtl w:val="0"/>
+              </w:rPr>
+              <w:t xml:space="preserve">hadoop@spark-master cluster]$ mv hadoop-3.4.1 hadoop</w:t>
+            </w:r>
+          </w:p>
+          <w:p>
+            <w:pPr>
+              <w:rPr/>
+            </w:pPr>
+            <w:r>
+              <w:rPr>
+                <w:rtl w:val="0"/>
+              </w:rPr>
+              <w:t xml:space="preserve">[hadoop@spark-master cluster]$ ls</w:t>
+            </w:r>
+          </w:p>
+          <w:p>
+            <w:pPr>
+              <w:rPr/>
+            </w:pPr>
+            <w:r>
+              <w:rPr>
+                <w:rtl w:val="0"/>
+              </w:rPr>
+              <w:t xml:space="preserve">hadoop  hadoop-3.4.1.tar.gz</w:t>
+            </w:r>
+          </w:p>
+          <w:p>
+            <w:pPr>
+              <w:rPr/>
+            </w:pPr>
+            <w:r>
+              <w:rPr>
+                <w:rtl w:val="0"/>
+              </w:rPr>
+              <w:t xml:space="preserve">[hadoop@spark-master cluster]$ rm -rf hadoop-3.4.1.tar.gz</w:t>
             </w:r>
           </w:p>
         </w:tc>
@@ -1342,7 +1374,7 @@
           <w:b w:val="1"/>
           <w:rtl w:val="0"/>
         </w:rPr>
-        <w:t xml:space="preserve">Bu adım ile birlikte masternode01 üzerinde hadoop namenode servisi ve yarn için /cluster/hadoop/etc/hadoop dizininde bulunan dosyalarda konfigürasyon ayarları yapılmaya başlanır. </w:t>
+        <w:t xml:space="preserve">Bu adım ile birlikte spark-master üzerinde hadoop namenode servisi ve yarn için /cluster/hadoop/etc/hadoop dizininde bulunan dosyalarda konfigürasyon ayarları yapılmaya başlanır. </w:t>
       </w:r>
       <w:r>
         <w:rPr>
@@ -1351,7 +1383,7 @@
           <w:u w:val="single"/>
           <w:rtl w:val="0"/>
         </w:rPr>
-        <w:t xml:space="preserve">Bu adım sadece masternode01 üzerinde yapılır.</w:t>
+        <w:t xml:space="preserve">Bu adım sadece spark-master üzerinde yapılır.</w:t>
       </w:r>
     </w:p>
     <w:p>
@@ -1441,7 +1473,7 @@
               <w:rPr>
                 <w:rtl w:val="0"/>
               </w:rPr>
-              <w:t xml:space="preserve">[hadoop@masternode01 hadoop]$ pwd</w:t>
+              <w:t xml:space="preserve">[hadoop@spark-master hadoop]$ pwd</w:t>
             </w:r>
           </w:p>
           <w:p>
@@ -1467,7 +1499,7 @@
               <w:rPr>
                 <w:rtl w:val="0"/>
               </w:rPr>
-              <w:t xml:space="preserve">[hadoop@masternode01 hadoop]$ cat core-site.xml </w:t>
+              <w:t xml:space="preserve">[hadoop@spark-master hadoop]$ cat core-site.xml </w:t>
             </w:r>
             <w:r>
               <w:rPr>
@@ -1545,7 +1577,7 @@
               <w:rPr>
                 <w:rtl w:val="0"/>
               </w:rPr>
-              <w:t xml:space="preserve">            &lt;value&gt;hdfs://masternode01:9000&lt;/value&gt;</w:t>
+              <w:t xml:space="preserve">            &lt;value&gt;hdfs://spark-master:9000&lt;/value&gt;</w:t>
             </w:r>
           </w:p>
           <w:p>
@@ -1668,7 +1700,7 @@
               <w:rPr>
                 <w:rtl w:val="0"/>
               </w:rPr>
-              <w:t xml:space="preserve">[hadoop@masternode01 hadoop]$ cat hdfs-site.xml </w:t>
+              <w:t xml:space="preserve">[hadoop@spark-master hadoop]$ cat hdfs-site.xml </w:t>
             </w:r>
           </w:p>
           <w:p>
@@ -1966,7 +1998,7 @@
               <w:rPr>
                 <w:rtl w:val="0"/>
               </w:rPr>
-              <w:t xml:space="preserve">[hadoop@masternode01 hadoop]$ cat mapred-site.xml </w:t>
+              <w:t xml:space="preserve">[hadoop@spark-master hadoop]$ cat mapred-site.xml </w:t>
             </w:r>
           </w:p>
           <w:p>
@@ -2257,7 +2289,7 @@
               <w:rPr>
                 <w:rtl w:val="0"/>
               </w:rPr>
-              <w:t xml:space="preserve">                 &lt;value&gt;masternode01&lt;/value&gt;</w:t>
+              <w:t xml:space="preserve">                 &lt;value&gt;spark-master&lt;/value&gt;</w:t>
             </w:r>
           </w:p>
           <w:p>
@@ -2433,7 +2465,7 @@
               <w:rPr>
                 <w:rtl w:val="0"/>
               </w:rPr>
-              <w:t xml:space="preserve">[yyukselveysel44@masternode01 ~]$ sudo mkdir -p /hadoop/hdfs/name</w:t>
+              <w:t xml:space="preserve">[yyukselveysel44@spark-master ~]$ sudo mkdir -p /hadoop/hdfs/name</w:t>
             </w:r>
           </w:p>
           <w:p>
@@ -2445,7 +2477,7 @@
               <w:rPr>
                 <w:rtl w:val="0"/>
               </w:rPr>
-              <w:t xml:space="preserve">[yyukselveysel44@masternode01 ~]$ sudo mkdir -p /hadoop/hdfs/data</w:t>
+              <w:t xml:space="preserve">[yyukselveysel44@spark-master ~]$ sudo mkdir -p /hadoop/hdfs/data</w:t>
             </w:r>
           </w:p>
           <w:p>
@@ -2457,7 +2489,7 @@
               <w:rPr>
                 <w:rtl w:val="0"/>
               </w:rPr>
-              <w:t xml:space="preserve">[yyukselveysel44@masternode01 ~]$ sudo mkdir -p /hadoop/yarn/local</w:t>
+              <w:t xml:space="preserve">[yyukselveysel44@spark-master ~]$ sudo mkdir -p /hadoop/yarn/local</w:t>
             </w:r>
           </w:p>
           <w:p>
@@ -2469,7 +2501,7 @@
               <w:rPr>
                 <w:rtl w:val="0"/>
               </w:rPr>
-              <w:t xml:space="preserve">[yyukselveysel44@masternode01 ~]$ sudo chown -R hadoop:hadoop /hadoop</w:t>
+              <w:t xml:space="preserve">[yyukselveysel44@spark-master ~]$ sudo chown -R hadoop:hadoop /hadoop</w:t>
             </w:r>
           </w:p>
         </w:tc>
@@ -2501,7 +2533,7 @@
           <w:b w:val="1"/>
           <w:rtl w:val="0"/>
         </w:rPr>
-        <w:t xml:space="preserve">Masternode01 üzerindeki /cluster/hadoop klasörü slavenode01 ve slavenode02 ye /cluster dizini altına kopyalanır.</w:t>
+        <w:t xml:space="preserve">spark-master üzerindeki /cluster/hadoop klasörü spark-worker-0 ve spark-worker-1 ye /cluster dizini altına kopyalanır.</w:t>
       </w:r>
     </w:p>
     <w:p>
@@ -2564,18 +2596,18 @@
               <w:rPr>
                 <w:rtl w:val="0"/>
               </w:rPr>
-              <w:t xml:space="preserve">[hadoop@masternode01 ~]$ scp -r /cluster/hadoop hadoop@slavenode01:/cluster/.</w:t>
-            </w:r>
-          </w:p>
-          <w:p>
-            <w:pPr>
-              <w:rPr/>
-            </w:pPr>
-            <w:r>
-              <w:rPr>
-                <w:rtl w:val="0"/>
-              </w:rPr>
-              <w:t xml:space="preserve">[hadoop@masternode01 ~]$ scp -r /cluster/hadoop hadoop@slavenode02:/cluster/.</w:t>
+              <w:t xml:space="preserve">[hadoop@spark-master ~]$ scp -r /cluster/hadoop hadoop@spark-worker-0:/cluster/.</w:t>
+            </w:r>
+          </w:p>
+          <w:p>
+            <w:pPr>
+              <w:rPr/>
+            </w:pPr>
+            <w:r>
+              <w:rPr>
+                <w:rtl w:val="0"/>
+              </w:rPr>
+              <w:t xml:space="preserve">[hadoop@spark-master ~]$ scp -r /cluster/hadoop hadoop@spark-worker-1:/cluster/.</w:t>
             </w:r>
           </w:p>
         </w:tc>
@@ -2607,7 +2639,7 @@
           <w:b w:val="1"/>
           <w:rtl w:val="0"/>
         </w:rPr>
-        <w:t xml:space="preserve">Slavenode01 ve slavenode02 sunucularında /cluster/hadoop/etc/hadoop dizinindeki hdfs-site.xml ve yarn-site.xml dosyalarının içeriği aşağıdaki gibi değiştirilir. Masternode sunucusunda bu dosyaların içeriği namenode ve resourcemanager servislerini çalıştıracak şekilde ayarlanmıştır. Slave node’larda bu dosyaların değiştirilme sebebi budur.</w:t>
+        <w:t xml:space="preserve">spark-worker-0 ve spark-worker-1 sunucularında /cluster/hadoop/etc/hadoop dizinindeki hdfs-site.xml ve yarn-site.xml dosyalarının içeriği aşağıdaki gibi değiştirilir. Masternode sunucusunda bu dosyaların içeriği namenode ve resourcemanager servislerini çalıştıracak şekilde ayarlanmıştır. Slave node’larda bu dosyaların değiştirilme sebebi budur.</w:t>
       </w:r>
     </w:p>
     <w:p>
@@ -3173,7 +3205,7 @@
           <w:b w:val="1"/>
           <w:rtl w:val="0"/>
         </w:rPr>
-        <w:t xml:space="preserve">Masternode01 sunucusunda /cluster/hadoop/etc/hadoop altında yer alan workers dosyasının içeriğine slavenode01 ve slavenode02 eklenir.</w:t>
+        <w:t xml:space="preserve">spark-master sunucusunda /cluster/hadoop/etc/hadoop altında yer alan workers dosyasının içeriğine spark-worker-0 ve spark-worker-1 eklenir.</w:t>
       </w:r>
     </w:p>
     <w:p>
@@ -3237,7 +3269,7 @@
               <w:rPr>
                 <w:rtl w:val="0"/>
               </w:rPr>
-              <w:t xml:space="preserve">slavenode01</w:t>
+              <w:t xml:space="preserve">spark-worker-0</w:t>
             </w:r>
           </w:p>
           <w:p>
@@ -3249,7 +3281,7 @@
               <w:rPr>
                 <w:rtl w:val="0"/>
               </w:rPr>
-              <w:t xml:space="preserve">slavenode02</w:t>
+              <w:t xml:space="preserve">spark-worker-1</w:t>
             </w:r>
           </w:p>
         </w:tc>
@@ -3282,7 +3314,7 @@
           <w:b w:val="1"/>
           <w:rtl w:val="0"/>
         </w:rPr>
-        <w:t xml:space="preserve">Masternode01’de hdfs namenode format komutu çalıştırılarak diskin formatlanması sağlanır.</w:t>
+        <w:t xml:space="preserve">spark-master’de hdfs namenode format komutu çalıştırılarak diskin formatlanması sağlanır.</w:t>
       </w:r>
     </w:p>
     <w:p>
@@ -3345,18 +3377,18 @@
               <w:rPr>
                 <w:rtl w:val="0"/>
               </w:rPr>
-              <w:t xml:space="preserve">[hadoop@masternode01 ~]$ source .bashrc</w:t>
-            </w:r>
-          </w:p>
-          <w:p>
-            <w:pPr>
-              <w:rPr/>
-            </w:pPr>
-            <w:r>
-              <w:rPr>
-                <w:rtl w:val="0"/>
-              </w:rPr>
-              <w:t xml:space="preserve">[hadoop@masternode01 ~]$ hdfs namenode -format</w:t>
+              <w:t xml:space="preserve">[hadoop@spark-master ~]$ source .bashrc</w:t>
+            </w:r>
+          </w:p>
+          <w:p>
+            <w:pPr>
+              <w:rPr/>
+            </w:pPr>
+            <w:r>
+              <w:rPr>
+                <w:rtl w:val="0"/>
+              </w:rPr>
+              <w:t xml:space="preserve">[hadoop@spark-master ~]$ hdfs namenode -format</w:t>
             </w:r>
           </w:p>
           <w:p>
@@ -3411,7 +3443,7 @@
               <w:rPr>
                 <w:rtl w:val="0"/>
               </w:rPr>
-              <w:t xml:space="preserve">STARTUP_MSG:   host = masternode01.us-central1-c.c.praxis-life-428819-h1.internal/10.128.0.8</w:t>
+              <w:t xml:space="preserve">STARTUP_MSG:   host = spark-master.us-central1-c.c.praxis-life-428819-h1.internal/10.128.0.8</w:t>
             </w:r>
           </w:p>
           <w:p>
@@ -3549,18 +3581,18 @@
               <w:rPr>
                 <w:rtl w:val="0"/>
               </w:rPr>
-              <w:t xml:space="preserve">[hadoop@masternode01 ~]$ start-dfs.sh </w:t>
-            </w:r>
-          </w:p>
-          <w:p>
-            <w:pPr>
-              <w:rPr/>
-            </w:pPr>
-            <w:r>
-              <w:rPr>
-                <w:rtl w:val="0"/>
-              </w:rPr>
-              <w:t xml:space="preserve">Starting namenodes on [masternode01]</w:t>
+              <w:t xml:space="preserve">[hadoop@spark-master ~]$ start-dfs.sh </w:t>
+            </w:r>
+          </w:p>
+          <w:p>
+            <w:pPr>
+              <w:rPr/>
+            </w:pPr>
+            <w:r>
+              <w:rPr>
+                <w:rtl w:val="0"/>
+              </w:rPr>
+              <w:t xml:space="preserve">Starting namenodes on [spark-master]</w:t>
             </w:r>
           </w:p>
           <w:p>
@@ -3582,29 +3614,29 @@
               <w:rPr>
                 <w:rtl w:val="0"/>
               </w:rPr>
-              <w:t xml:space="preserve">slavenode02: WARNING: /cluster/hadoop/logs does not exist. Creating.</w:t>
-            </w:r>
-          </w:p>
-          <w:p>
-            <w:pPr>
-              <w:rPr/>
-            </w:pPr>
-            <w:r>
-              <w:rPr>
-                <w:rtl w:val="0"/>
-              </w:rPr>
-              <w:t xml:space="preserve">slavenode01: WARNING: /cluster/hadoop/logs does not exist. Creating.</w:t>
-            </w:r>
-          </w:p>
-          <w:p>
-            <w:pPr>
-              <w:rPr/>
-            </w:pPr>
-            <w:r>
-              <w:rPr>
-                <w:rtl w:val="0"/>
-              </w:rPr>
-              <w:t xml:space="preserve">Starting secondary namenodes [masternode01]</w:t>
+              <w:t xml:space="preserve">spark-worker-1: WARNING: /cluster/hadoop/logs does not exist. Creating.</w:t>
+            </w:r>
+          </w:p>
+          <w:p>
+            <w:pPr>
+              <w:rPr/>
+            </w:pPr>
+            <w:r>
+              <w:rPr>
+                <w:rtl w:val="0"/>
+              </w:rPr>
+              <w:t xml:space="preserve">spark-worker-0: WARNING: /cluster/hadoop/logs does not exist. Creating.</w:t>
+            </w:r>
+          </w:p>
+          <w:p>
+            <w:pPr>
+              <w:rPr/>
+            </w:pPr>
+            <w:r>
+              <w:rPr>
+                <w:rtl w:val="0"/>
+              </w:rPr>
+              <w:t xml:space="preserve">Starting secondary namenodes [spark-master]</w:t>
             </w:r>
           </w:p>
         </w:tc>
@@ -3628,7 +3660,7 @@
         <w:rPr>
           <w:rtl w:val="0"/>
         </w:rPr>
-        <w:t xml:space="preserve">Servisler başlatıldıktan sonra jps komutunu kullanarak sunucularda hangi servislerin ayakta olduğunu görebiliriz. Masternode01 üzerinde Namenode ve SecondaryNameNode servisi ayakta iken, slavenode’lar üzerinde ise DataNode servisi ayaktadır.</w:t>
+        <w:t xml:space="preserve">Servisler başlatıldıktan sonra jps komutunu kullanarak sunucularda hangi servislerin ayakta olduğunu görebiliriz. spark-master üzerinde Namenode ve SecondaryNameNode servisi ayakta iken, slavenode’lar üzerinde ise DataNode servisi ayaktadır.</w:t>
       </w:r>
     </w:p>
     <w:p>
@@ -3689,7 +3721,7 @@
               <w:rPr>
                 <w:rtl w:val="0"/>
               </w:rPr>
-              <w:t xml:space="preserve">[hadoop@masternode01 ~]$ jps</w:t>
+              <w:t xml:space="preserve">[hadoop@spark-master ~]$ jps</w:t>
             </w:r>
           </w:p>
           <w:p>
@@ -3749,12 +3781,12 @@
           <wp:inline distB="114300" distT="114300" distL="114300" distR="114300">
             <wp:extent cx="5943600" cy="406400"/>
             <wp:effectExtent b="0" l="0" r="0" t="0"/>
-            <wp:docPr id="5" name="image1.png"/>
+            <wp:docPr id="5" name="image3.png"/>
             <a:graphic>
               <a:graphicData uri="http://schemas.openxmlformats.org/drawingml/2006/picture">
                 <pic:pic>
                   <pic:nvPicPr>
-                    <pic:cNvPr id="0" name="image1.png"/>
+                    <pic:cNvPr id="0" name="image3.png"/>
                     <pic:cNvPicPr preferRelativeResize="0"/>
                   </pic:nvPicPr>
                   <pic:blipFill>
@@ -3866,7 +3898,7 @@
                 <w:b w:val="1"/>
                 <w:rtl w:val="0"/>
               </w:rPr>
-              <w:t xml:space="preserve">[hadoop@masternode01 sbin]$</w:t>
+              <w:t xml:space="preserve">[hadoop@spark-master sbin]$</w:t>
             </w:r>
             <w:r>
               <w:rPr>
@@ -3924,7 +3956,7 @@
               <w:rPr>
                 <w:rtl w:val="0"/>
               </w:rPr>
-              <w:t xml:space="preserve">Starting namenodes on [masternode01]</w:t>
+              <w:t xml:space="preserve">Starting namenodes on [spark-master]</w:t>
             </w:r>
           </w:p>
           <w:p>
@@ -3950,7 +3982,7 @@
               <w:rPr>
                 <w:rtl w:val="0"/>
               </w:rPr>
-              <w:t xml:space="preserve">slavenode01: Warning: Permanently added the ECDSA host key for IP address '34.67.114.150' to the list of known hosts.</w:t>
+              <w:t xml:space="preserve">spark-worker-0: Warning: Permanently added the ECDSA host key for IP address '34.67.114.150' to the list of known hosts.</w:t>
             </w:r>
           </w:p>
           <w:p>
@@ -3963,7 +3995,7 @@
               <w:rPr>
                 <w:rtl w:val="0"/>
               </w:rPr>
-              <w:t xml:space="preserve">slavenode02: Warning: Permanently added the ECDSA host key for IP address '34.44.221.24' to the list of known hosts.</w:t>
+              <w:t xml:space="preserve">spark-worker-1: Warning: Permanently added the ECDSA host key for IP address '34.44.221.24' to the list of known hosts.</w:t>
             </w:r>
           </w:p>
           <w:p>
@@ -3976,7 +4008,7 @@
               <w:rPr>
                 <w:rtl w:val="0"/>
               </w:rPr>
-              <w:t xml:space="preserve">Starting secondary namenodes [masternode01]</w:t>
+              <w:t xml:space="preserve">Starting secondary namenodes [spark-master]</w:t>
             </w:r>
           </w:p>
           <w:p>
@@ -4028,7 +4060,7 @@
                 <w:b w:val="1"/>
                 <w:rtl w:val="0"/>
               </w:rPr>
-              <w:t xml:space="preserve">[hadoop@masternode01 sbin]$</w:t>
+              <w:t xml:space="preserve">[hadoop@spark-master sbin]$</w:t>
             </w:r>
             <w:r>
               <w:rPr>
@@ -4112,7 +4144,7 @@
                 <w:b w:val="1"/>
                 <w:rtl w:val="0"/>
               </w:rPr>
-              <w:t xml:space="preserve">[hadoop@slavenode01 ~]$</w:t>
+              <w:t xml:space="preserve">[hadoop@spark-worker-0 ~]$</w:t>
             </w:r>
             <w:r>
               <w:rPr>
@@ -4240,7 +4272,7 @@
         <w:rPr>
           <w:rtl w:val="0"/>
         </w:rPr>
-        <w:t xml:space="preserve"> : masternode01:9870</w:t>
+        <w:t xml:space="preserve"> : spark-master:9870</w:t>
       </w:r>
     </w:p>
     <w:p>
@@ -4264,7 +4296,7 @@
         <w:rPr>
           <w:rtl w:val="0"/>
         </w:rPr>
-        <w:t xml:space="preserve"> : masternode01:8088</w:t>
+        <w:t xml:space="preserve"> : spark-master:8088</w:t>
       </w:r>
     </w:p>
     <w:p>
@@ -4288,7 +4320,7 @@
         <w:rPr>
           <w:rtl w:val="0"/>
         </w:rPr>
-        <w:t xml:space="preserve">: slavenode01:8042   slavenode02:8042</w:t>
+        <w:t xml:space="preserve">: spark-worker-0:8042   spark-worker-1:8042</w:t>
       </w:r>
     </w:p>
     <w:p>
@@ -4311,12 +4343,12 @@
           <wp:inline distB="114300" distT="114300" distL="114300" distR="114300">
             <wp:extent cx="5943600" cy="3556000"/>
             <wp:effectExtent b="0" l="0" r="0" t="0"/>
-            <wp:docPr id="2" name="image4.png"/>
+            <wp:docPr id="2" name="image5.png"/>
             <a:graphic>
               <a:graphicData uri="http://schemas.openxmlformats.org/drawingml/2006/picture">
                 <pic:pic>
                   <pic:nvPicPr>
-                    <pic:cNvPr id="0" name="image4.png"/>
+                    <pic:cNvPr id="0" name="image5.png"/>
                     <pic:cNvPicPr preferRelativeResize="0"/>
                   </pic:nvPicPr>
                   <pic:blipFill>
@@ -4356,12 +4388,12 @@
           <wp:inline distB="114300" distT="114300" distL="114300" distR="114300">
             <wp:extent cx="5943600" cy="3733800"/>
             <wp:effectExtent b="0" l="0" r="0" t="0"/>
-            <wp:docPr id="3" name="image5.png"/>
+            <wp:docPr id="3" name="image1.png"/>
             <a:graphic>
               <a:graphicData uri="http://schemas.openxmlformats.org/drawingml/2006/picture">
                 <pic:pic>
                   <pic:nvPicPr>
-                    <pic:cNvPr id="0" name="image5.png"/>
+                    <pic:cNvPr id="0" name="image1.png"/>
                     <pic:cNvPicPr preferRelativeResize="0"/>
                   </pic:nvPicPr>
                   <pic:blipFill>
@@ -4461,12 +4493,12 @@
           <wp:inline distB="114300" distT="114300" distL="114300" distR="114300">
             <wp:extent cx="5943600" cy="3454400"/>
             <wp:effectExtent b="0" l="0" r="0" t="0"/>
-            <wp:docPr id="1" name="image3.png"/>
+            <wp:docPr id="1" name="image2.png"/>
             <a:graphic>
               <a:graphicData uri="http://schemas.openxmlformats.org/drawingml/2006/picture">
                 <pic:pic>
                   <pic:nvPicPr>
-                    <pic:cNvPr id="0" name="image3.png"/>
+                    <pic:cNvPr id="0" name="image2.png"/>
                     <pic:cNvPicPr preferRelativeResize="0"/>
                   </pic:nvPicPr>
                   <pic:blipFill>
@@ -4506,12 +4538,12 @@
           <wp:inline distB="114300" distT="114300" distL="114300" distR="114300">
             <wp:extent cx="5943600" cy="2032000"/>
             <wp:effectExtent b="0" l="0" r="0" t="0"/>
-            <wp:docPr id="4" name="image2.png"/>
+            <wp:docPr id="4" name="image4.png"/>
             <a:graphic>
               <a:graphicData uri="http://schemas.openxmlformats.org/drawingml/2006/picture">
                 <pic:pic>
                   <pic:nvPicPr>
-                    <pic:cNvPr id="0" name="image2.png"/>
+                    <pic:cNvPr id="0" name="image4.png"/>
                     <pic:cNvPicPr preferRelativeResize="0"/>
                   </pic:nvPicPr>
                   <pic:blipFill>
